--- a/Lab/lab_report/finished_report/DB实验2+数据库的单表查询操作.docx
+++ b/Lab/lab_report/finished_report/DB实验2+数据库的单表查询操作.docx
@@ -4557,7 +4557,7 @@
           <w:rFonts w:hint="eastAsia"/>
           <w:szCs w:val="21"/>
         </w:rPr>
-        <w:t>答：代码：</w:t>
+        <w:t>答：代码：select tdept as '所在院系', count(*) as '教师人数' from teacher group by tdept order by count(*) ASC;</w:t>
       </w:r>
     </w:p>
     <w:p>
@@ -4582,14 +4582,65 @@
           <w:szCs w:val="21"/>
         </w:rPr>
       </w:pPr>
-    </w:p>
-    <w:p>
-      <w:pPr>
-        <w:spacing w:line="400" w:lineRule="exact"/>
-        <w:rPr>
-          <w:szCs w:val="21"/>
-        </w:rPr>
-      </w:pPr>
+      <w:r>
+        <w:drawing>
+          <wp:anchor distT="0" distB="0" distL="114300" distR="114300" simplePos="0" relativeHeight="251689984" behindDoc="1" locked="0" layoutInCell="1" allowOverlap="1">
+            <wp:simplePos x="0" y="0"/>
+            <wp:positionH relativeFrom="column">
+              <wp:posOffset>-28575</wp:posOffset>
+            </wp:positionH>
+            <wp:positionV relativeFrom="paragraph">
+              <wp:posOffset>78105</wp:posOffset>
+            </wp:positionV>
+            <wp:extent cx="5263515" cy="2277110"/>
+            <wp:effectExtent l="0" t="0" r="13335" b="8890"/>
+            <wp:wrapTight wrapText="bothSides">
+              <wp:wrapPolygon>
+                <wp:start x="0" y="0"/>
+                <wp:lineTo x="0" y="21504"/>
+                <wp:lineTo x="21498" y="21504"/>
+                <wp:lineTo x="21498" y="0"/>
+                <wp:lineTo x="0" y="0"/>
+              </wp:wrapPolygon>
+            </wp:wrapTight>
+            <wp:docPr id="34" name="图片 1"/>
+            <wp:cNvGraphicFramePr>
+              <a:graphicFrameLocks xmlns:a="http://schemas.openxmlformats.org/drawingml/2006/main" noChangeAspect="1"/>
+            </wp:cNvGraphicFramePr>
+            <a:graphic xmlns:a="http://schemas.openxmlformats.org/drawingml/2006/main">
+              <a:graphicData uri="http://schemas.openxmlformats.org/drawingml/2006/picture">
+                <pic:pic xmlns:pic="http://schemas.openxmlformats.org/drawingml/2006/picture">
+                  <pic:nvPicPr>
+                    <pic:cNvPr id="34" name="图片 1"/>
+                    <pic:cNvPicPr>
+                      <a:picLocks noChangeAspect="1"/>
+                    </pic:cNvPicPr>
+                  </pic:nvPicPr>
+                  <pic:blipFill>
+                    <a:blip r:embed="rId37"/>
+                    <a:stretch>
+                      <a:fillRect/>
+                    </a:stretch>
+                  </pic:blipFill>
+                  <pic:spPr>
+                    <a:xfrm>
+                      <a:off x="0" y="0"/>
+                      <a:ext cx="5263515" cy="2277110"/>
+                    </a:xfrm>
+                    <a:prstGeom prst="rect">
+                      <a:avLst/>
+                    </a:prstGeom>
+                    <a:noFill/>
+                    <a:ln>
+                      <a:noFill/>
+                    </a:ln>
+                  </pic:spPr>
+                </pic:pic>
+              </a:graphicData>
+            </a:graphic>
+          </wp:anchor>
+        </w:drawing>
+      </w:r>
     </w:p>
     <w:p>
       <w:pPr>
@@ -4610,15 +4661,75 @@
       <w:pPr>
         <w:spacing w:line="400" w:lineRule="exact"/>
         <w:rPr>
-          <w:szCs w:val="21"/>
-        </w:rPr>
-      </w:pPr>
-      <w:r>
-        <w:rPr>
-          <w:rFonts w:hint="eastAsia"/>
-          <w:szCs w:val="21"/>
-        </w:rPr>
-        <w:t>答：代码：</w:t>
+          <w:rFonts w:hint="eastAsia"/>
+          <w:szCs w:val="21"/>
+        </w:rPr>
+      </w:pPr>
+      <w:r>
+        <w:drawing>
+          <wp:anchor distT="0" distB="0" distL="114300" distR="114300" simplePos="0" relativeHeight="251691008" behindDoc="1" locked="0" layoutInCell="1" allowOverlap="1">
+            <wp:simplePos x="0" y="0"/>
+            <wp:positionH relativeFrom="column">
+              <wp:posOffset>-36195</wp:posOffset>
+            </wp:positionH>
+            <wp:positionV relativeFrom="paragraph">
+              <wp:posOffset>542925</wp:posOffset>
+            </wp:positionV>
+            <wp:extent cx="5262245" cy="2312670"/>
+            <wp:effectExtent l="0" t="0" r="14605" b="11430"/>
+            <wp:wrapTight wrapText="bothSides">
+              <wp:wrapPolygon>
+                <wp:start x="0" y="0"/>
+                <wp:lineTo x="0" y="21351"/>
+                <wp:lineTo x="21504" y="21351"/>
+                <wp:lineTo x="21504" y="0"/>
+                <wp:lineTo x="0" y="0"/>
+              </wp:wrapPolygon>
+            </wp:wrapTight>
+            <wp:docPr id="35" name="图片 2"/>
+            <wp:cNvGraphicFramePr>
+              <a:graphicFrameLocks xmlns:a="http://schemas.openxmlformats.org/drawingml/2006/main" noChangeAspect="1"/>
+            </wp:cNvGraphicFramePr>
+            <a:graphic xmlns:a="http://schemas.openxmlformats.org/drawingml/2006/main">
+              <a:graphicData uri="http://schemas.openxmlformats.org/drawingml/2006/picture">
+                <pic:pic xmlns:pic="http://schemas.openxmlformats.org/drawingml/2006/picture">
+                  <pic:nvPicPr>
+                    <pic:cNvPr id="35" name="图片 2"/>
+                    <pic:cNvPicPr>
+                      <a:picLocks noChangeAspect="1"/>
+                    </pic:cNvPicPr>
+                  </pic:nvPicPr>
+                  <pic:blipFill>
+                    <a:blip r:embed="rId38"/>
+                    <a:stretch>
+                      <a:fillRect/>
+                    </a:stretch>
+                  </pic:blipFill>
+                  <pic:spPr>
+                    <a:xfrm>
+                      <a:off x="0" y="0"/>
+                      <a:ext cx="5262245" cy="2312670"/>
+                    </a:xfrm>
+                    <a:prstGeom prst="rect">
+                      <a:avLst/>
+                    </a:prstGeom>
+                    <a:noFill/>
+                    <a:ln>
+                      <a:noFill/>
+                    </a:ln>
+                  </pic:spPr>
+                </pic:pic>
+              </a:graphicData>
+            </a:graphic>
+          </wp:anchor>
+        </w:drawing>
+      </w:r>
+      <w:r>
+        <w:rPr>
+          <w:rFonts w:hint="eastAsia"/>
+          <w:szCs w:val="21"/>
+        </w:rPr>
+        <w:t>答：代码：select cno as '课程号' from sc where degree &lt; 60 group by cno having count(*) &gt; 10;</w:t>
       </w:r>
     </w:p>
     <w:p>
@@ -4679,7 +4790,7 @@
           <w:rFonts w:hint="eastAsia"/>
           <w:szCs w:val="21"/>
         </w:rPr>
-        <w:t>答：代码：</w:t>
+        <w:t>答：代码：select cno as '课程号' from sc group by cno having count(*) &gt; 10;</w:t>
       </w:r>
     </w:p>
     <w:p>
@@ -4704,14 +4815,65 @@
           <w:szCs w:val="21"/>
         </w:rPr>
       </w:pPr>
-    </w:p>
-    <w:p>
-      <w:pPr>
-        <w:spacing w:line="400" w:lineRule="exact"/>
-        <w:rPr>
-          <w:szCs w:val="21"/>
-        </w:rPr>
-      </w:pPr>
+      <w:r>
+        <w:drawing>
+          <wp:anchor distT="0" distB="0" distL="114300" distR="114300" simplePos="0" relativeHeight="251692032" behindDoc="1" locked="0" layoutInCell="1" allowOverlap="1">
+            <wp:simplePos x="0" y="0"/>
+            <wp:positionH relativeFrom="column">
+              <wp:posOffset>-66040</wp:posOffset>
+            </wp:positionH>
+            <wp:positionV relativeFrom="paragraph">
+              <wp:posOffset>71120</wp:posOffset>
+            </wp:positionV>
+            <wp:extent cx="5262245" cy="2515870"/>
+            <wp:effectExtent l="0" t="0" r="14605" b="17780"/>
+            <wp:wrapTight wrapText="bothSides">
+              <wp:wrapPolygon>
+                <wp:start x="0" y="0"/>
+                <wp:lineTo x="0" y="21426"/>
+                <wp:lineTo x="21504" y="21426"/>
+                <wp:lineTo x="21504" y="0"/>
+                <wp:lineTo x="0" y="0"/>
+              </wp:wrapPolygon>
+            </wp:wrapTight>
+            <wp:docPr id="36" name="图片 3"/>
+            <wp:cNvGraphicFramePr>
+              <a:graphicFrameLocks xmlns:a="http://schemas.openxmlformats.org/drawingml/2006/main" noChangeAspect="1"/>
+            </wp:cNvGraphicFramePr>
+            <a:graphic xmlns:a="http://schemas.openxmlformats.org/drawingml/2006/main">
+              <a:graphicData uri="http://schemas.openxmlformats.org/drawingml/2006/picture">
+                <pic:pic xmlns:pic="http://schemas.openxmlformats.org/drawingml/2006/picture">
+                  <pic:nvPicPr>
+                    <pic:cNvPr id="36" name="图片 3"/>
+                    <pic:cNvPicPr>
+                      <a:picLocks noChangeAspect="1"/>
+                    </pic:cNvPicPr>
+                  </pic:nvPicPr>
+                  <pic:blipFill>
+                    <a:blip r:embed="rId39"/>
+                    <a:stretch>
+                      <a:fillRect/>
+                    </a:stretch>
+                  </pic:blipFill>
+                  <pic:spPr>
+                    <a:xfrm>
+                      <a:off x="0" y="0"/>
+                      <a:ext cx="5262245" cy="2515870"/>
+                    </a:xfrm>
+                    <a:prstGeom prst="rect">
+                      <a:avLst/>
+                    </a:prstGeom>
+                    <a:noFill/>
+                    <a:ln>
+                      <a:noFill/>
+                    </a:ln>
+                  </pic:spPr>
+                </pic:pic>
+              </a:graphicData>
+            </a:graphic>
+          </wp:anchor>
+        </w:drawing>
+      </w:r>
     </w:p>
     <w:p>
       <w:pPr>
@@ -4736,6 +4898,7 @@
       <w:pPr>
         <w:pStyle w:val="11"/>
         <w:numPr>
+          <w:ilvl w:val="0"/>
           <w:numId w:val="0"/>
         </w:numPr>
         <w:spacing w:line="400" w:lineRule="exact"/>
@@ -4748,13 +4911,14 @@
           <w:rFonts w:hint="eastAsia"/>
           <w:szCs w:val="21"/>
         </w:rPr>
-        <w:t>答：代码：</w:t>
+        <w:t xml:space="preserve">答：代码：select * from student where ssex = '男' and sdept = '软件系' order by sbirthday ASC, saddress DESC; </w:t>
       </w:r>
     </w:p>
     <w:p>
       <w:pPr>
         <w:pStyle w:val="11"/>
         <w:numPr>
+          <w:ilvl w:val="0"/>
           <w:numId w:val="0"/>
         </w:numPr>
         <w:spacing w:line="400" w:lineRule="exact"/>
@@ -4762,8 +4926,6 @@
           <w:szCs w:val="21"/>
         </w:rPr>
       </w:pPr>
-      <w:bookmarkStart w:id="0" w:name="_GoBack"/>
-      <w:bookmarkEnd w:id="0"/>
       <w:r>
         <w:rPr>
           <w:rFonts w:hint="eastAsia"/>
@@ -4779,6 +4941,65 @@
           <w:szCs w:val="21"/>
         </w:rPr>
       </w:pPr>
+      <w:r>
+        <w:drawing>
+          <wp:anchor distT="0" distB="0" distL="114300" distR="114300" simplePos="0" relativeHeight="251693056" behindDoc="1" locked="0" layoutInCell="1" allowOverlap="1">
+            <wp:simplePos x="0" y="0"/>
+            <wp:positionH relativeFrom="column">
+              <wp:posOffset>-52070</wp:posOffset>
+            </wp:positionH>
+            <wp:positionV relativeFrom="paragraph">
+              <wp:posOffset>90170</wp:posOffset>
+            </wp:positionV>
+            <wp:extent cx="5264150" cy="2093595"/>
+            <wp:effectExtent l="0" t="0" r="12700" b="1905"/>
+            <wp:wrapTight wrapText="bothSides">
+              <wp:wrapPolygon>
+                <wp:start x="0" y="0"/>
+                <wp:lineTo x="0" y="21423"/>
+                <wp:lineTo x="21496" y="21423"/>
+                <wp:lineTo x="21496" y="0"/>
+                <wp:lineTo x="0" y="0"/>
+              </wp:wrapPolygon>
+            </wp:wrapTight>
+            <wp:docPr id="37" name="图片 4"/>
+            <wp:cNvGraphicFramePr>
+              <a:graphicFrameLocks xmlns:a="http://schemas.openxmlformats.org/drawingml/2006/main" noChangeAspect="1"/>
+            </wp:cNvGraphicFramePr>
+            <a:graphic xmlns:a="http://schemas.openxmlformats.org/drawingml/2006/main">
+              <a:graphicData uri="http://schemas.openxmlformats.org/drawingml/2006/picture">
+                <pic:pic xmlns:pic="http://schemas.openxmlformats.org/drawingml/2006/picture">
+                  <pic:nvPicPr>
+                    <pic:cNvPr id="37" name="图片 4"/>
+                    <pic:cNvPicPr>
+                      <a:picLocks noChangeAspect="1"/>
+                    </pic:cNvPicPr>
+                  </pic:nvPicPr>
+                  <pic:blipFill>
+                    <a:blip r:embed="rId40"/>
+                    <a:stretch>
+                      <a:fillRect/>
+                    </a:stretch>
+                  </pic:blipFill>
+                  <pic:spPr>
+                    <a:xfrm>
+                      <a:off x="0" y="0"/>
+                      <a:ext cx="5264150" cy="2093595"/>
+                    </a:xfrm>
+                    <a:prstGeom prst="rect">
+                      <a:avLst/>
+                    </a:prstGeom>
+                    <a:noFill/>
+                    <a:ln>
+                      <a:noFill/>
+                    </a:ln>
+                  </pic:spPr>
+                </pic:pic>
+              </a:graphicData>
+            </a:graphic>
+          </wp:anchor>
+        </w:drawing>
+      </w:r>
     </w:p>
     <w:p>
       <w:pPr>
@@ -4816,21 +5037,64 @@
       <w:pPr>
         <w:spacing w:line="400" w:lineRule="exact"/>
         <w:rPr>
-          <w:szCs w:val="21"/>
-        </w:rPr>
-      </w:pPr>
-      <w:r>
-        <w:rPr>
-          <w:rFonts w:hint="eastAsia"/>
-          <w:szCs w:val="21"/>
-        </w:rPr>
-        <w:t>答：</w:t>
-      </w:r>
-    </w:p>
-    <w:p>
-      <w:pPr>
-        <w:spacing w:line="400" w:lineRule="exact"/>
-        <w:rPr>
+          <w:rFonts w:hint="eastAsia"/>
+          <w:szCs w:val="21"/>
+        </w:rPr>
+      </w:pPr>
+      <w:r>
+        <w:rPr>
+          <w:rFonts w:hint="eastAsia"/>
+          <w:szCs w:val="21"/>
+        </w:rPr>
+        <w:t>答：常用的通配符有两个：</w:t>
+      </w:r>
+    </w:p>
+    <w:p>
+      <w:pPr>
+        <w:spacing w:line="400" w:lineRule="exact"/>
+        <w:rPr>
+          <w:rFonts w:hint="eastAsia"/>
+          <w:szCs w:val="21"/>
+        </w:rPr>
+      </w:pPr>
+    </w:p>
+    <w:p>
+      <w:pPr>
+        <w:spacing w:line="400" w:lineRule="exact"/>
+        <w:rPr>
+          <w:rFonts w:hint="eastAsia"/>
+          <w:szCs w:val="21"/>
+        </w:rPr>
+      </w:pPr>
+      <w:r>
+        <w:rPr>
+          <w:rFonts w:hint="eastAsia"/>
+          <w:szCs w:val="21"/>
+        </w:rPr>
+        <w:t>%（百分号）：代表任意长度的字符串（包括0个字符）。</w:t>
+      </w:r>
+    </w:p>
+    <w:p>
+      <w:pPr>
+        <w:spacing w:line="400" w:lineRule="exact"/>
+        <w:rPr>
+          <w:rFonts w:hint="eastAsia"/>
+          <w:szCs w:val="21"/>
+        </w:rPr>
+      </w:pPr>
+      <w:r>
+        <w:rPr>
+          <w:rFonts w:hint="eastAsia"/>
+          <w:szCs w:val="21"/>
+        </w:rPr>
+        <w:t>_（下划线）：代表任意单个字符。</w:t>
+      </w:r>
+    </w:p>
+    <w:p>
+      <w:pPr>
+        <w:spacing w:line="400" w:lineRule="exact"/>
+        <w:rPr>
+          <w:rFonts w:hint="eastAsia"/>
           <w:szCs w:val="21"/>
         </w:rPr>
       </w:pPr>
@@ -4862,16 +5126,8 @@
           <w:rFonts w:hint="eastAsia"/>
           <w:szCs w:val="21"/>
         </w:rPr>
-        <w:t>答：</w:t>
-      </w:r>
-    </w:p>
-    <w:p>
-      <w:pPr>
-        <w:spacing w:line="400" w:lineRule="exact"/>
-        <w:rPr>
-          <w:szCs w:val="21"/>
-        </w:rPr>
-      </w:pPr>
+        <w:t>答：可以用当前日期的年份减去出生日期的年份。在表达式为：YEAR(CURDATE()) - YEAR(sbirthday)</w:t>
+      </w:r>
     </w:p>
     <w:p>
       <w:pPr>
@@ -4900,26 +5156,32 @@
       <w:pPr>
         <w:spacing w:line="400" w:lineRule="exact"/>
         <w:rPr>
-          <w:szCs w:val="21"/>
-        </w:rPr>
-      </w:pPr>
-      <w:r>
-        <w:rPr>
-          <w:rFonts w:hint="eastAsia"/>
-          <w:szCs w:val="21"/>
-        </w:rPr>
-        <w:t>答：</w:t>
-      </w:r>
-    </w:p>
-    <w:p>
-      <w:pPr>
-        <w:spacing w:line="400" w:lineRule="exact"/>
-        <w:rPr>
-          <w:rFonts w:cs="宋体"/>
-          <w:kern w:val="0"/>
-          <w:sz w:val="24"/>
-        </w:rPr>
-      </w:pPr>
+          <w:rFonts w:hint="eastAsia"/>
+          <w:szCs w:val="21"/>
+        </w:rPr>
+      </w:pPr>
+      <w:r>
+        <w:rPr>
+          <w:rFonts w:hint="eastAsia"/>
+          <w:szCs w:val="21"/>
+        </w:rPr>
+        <w:t>答：不能。</w:t>
+      </w:r>
+    </w:p>
+    <w:p>
+      <w:pPr>
+        <w:spacing w:line="400" w:lineRule="exact"/>
+        <w:rPr>
+          <w:szCs w:val="21"/>
+        </w:rPr>
+      </w:pPr>
+      <w:r>
+        <w:rPr>
+          <w:rFonts w:hint="eastAsia"/>
+          <w:szCs w:val="21"/>
+        </w:rPr>
+        <w:t>IS 专门用于判断空值（NULL），例如 IS NULL、IS NOT NULL。因为 NULL 代表未知的值，不是具体的数值或字符串。任何值与 NULL 使用 = 运算（包括 = NULL）结果都是 UNKNOWN，而不是 TRUE 或 FALSE，无法达到筛选空值的目的。因此，判断空值必须用 IS。</w:t>
+      </w:r>
     </w:p>
     <w:p>
       <w:pPr>
@@ -4951,15 +5213,31 @@
       <w:pPr>
         <w:spacing w:line="400" w:lineRule="exact"/>
         <w:rPr>
-          <w:szCs w:val="21"/>
-        </w:rPr>
-      </w:pPr>
-      <w:r>
-        <w:rPr>
-          <w:rFonts w:hint="eastAsia"/>
-          <w:szCs w:val="21"/>
-        </w:rPr>
-        <w:t>答：</w:t>
+          <w:rFonts w:hint="eastAsia"/>
+          <w:szCs w:val="21"/>
+        </w:rPr>
+      </w:pPr>
+      <w:r>
+        <w:rPr>
+          <w:rFonts w:hint="eastAsia"/>
+          <w:szCs w:val="21"/>
+        </w:rPr>
+        <w:t>答：ALL：是默认选项，表示保留查询结果中的所有行，包括重复行。</w:t>
+      </w:r>
+    </w:p>
+    <w:p>
+      <w:pPr>
+        <w:spacing w:line="400" w:lineRule="exact"/>
+        <w:rPr>
+          <w:szCs w:val="21"/>
+        </w:rPr>
+      </w:pPr>
+      <w:r>
+        <w:rPr>
+          <w:rFonts w:hint="eastAsia"/>
+          <w:szCs w:val="21"/>
+        </w:rPr>
+        <w:t>DISTINCT：表示去除查询结果集中的重复行，保证每一行都是唯一的。</w:t>
       </w:r>
     </w:p>
     <w:p>
@@ -4989,24 +5267,91 @@
       <w:pPr>
         <w:spacing w:line="400" w:lineRule="exact"/>
         <w:rPr>
-          <w:szCs w:val="21"/>
-        </w:rPr>
-      </w:pPr>
-      <w:r>
-        <w:rPr>
-          <w:rFonts w:hint="eastAsia"/>
-          <w:szCs w:val="21"/>
-        </w:rPr>
-        <w:t>答：</w:t>
-      </w:r>
-    </w:p>
-    <w:p>
-      <w:pPr>
-        <w:spacing w:line="400" w:lineRule="exact"/>
-        <w:rPr>
-          <w:szCs w:val="21"/>
-        </w:rPr>
-      </w:pPr>
+          <w:rFonts w:hint="eastAsia" w:eastAsia="宋体"/>
+          <w:szCs w:val="21"/>
+          <w:lang w:eastAsia="zh-CN"/>
+        </w:rPr>
+      </w:pPr>
+      <w:r>
+        <w:rPr>
+          <w:rFonts w:hint="eastAsia"/>
+          <w:szCs w:val="21"/>
+        </w:rPr>
+        <w:t>答：SELECT 子句：可以。（例如 SELECT COUNT(*) FROM sc）</w:t>
+      </w:r>
+      <w:r>
+        <w:rPr>
+          <w:rFonts w:hint="eastAsia"/>
+          <w:szCs w:val="21"/>
+          <w:lang w:eastAsia="zh-CN"/>
+        </w:rPr>
+        <w:t>；</w:t>
+      </w:r>
+    </w:p>
+    <w:p>
+      <w:pPr>
+        <w:spacing w:line="400" w:lineRule="exact"/>
+        <w:rPr>
+          <w:rFonts w:hint="eastAsia" w:eastAsia="宋体"/>
+          <w:szCs w:val="21"/>
+          <w:lang w:eastAsia="zh-CN"/>
+        </w:rPr>
+      </w:pPr>
+      <w:r>
+        <w:rPr>
+          <w:rFonts w:hint="eastAsia"/>
+          <w:szCs w:val="21"/>
+        </w:rPr>
+        <w:t>HAVING 子句：可以。（例如 HAVING COUNT(*) &gt; 3）</w:t>
+      </w:r>
+      <w:r>
+        <w:rPr>
+          <w:rFonts w:hint="eastAsia"/>
+          <w:szCs w:val="21"/>
+          <w:lang w:eastAsia="zh-CN"/>
+        </w:rPr>
+        <w:t>；</w:t>
+      </w:r>
+    </w:p>
+    <w:p>
+      <w:pPr>
+        <w:spacing w:line="400" w:lineRule="exact"/>
+        <w:rPr>
+          <w:rFonts w:hint="eastAsia" w:eastAsia="宋体"/>
+          <w:szCs w:val="21"/>
+          <w:lang w:eastAsia="zh-CN"/>
+        </w:rPr>
+      </w:pPr>
+      <w:r>
+        <w:rPr>
+          <w:rFonts w:hint="eastAsia"/>
+          <w:szCs w:val="21"/>
+        </w:rPr>
+        <w:t>WHERE 子句：不可以。（因为 WHERE 是在分组前对原始数据行进行过滤，而聚集函数是在分组后对组进行计算。如果 WHERE 中包含聚集函数，系统会报错。此时应将条件移至 HAVING 子句，或者使用子查询）</w:t>
+      </w:r>
+      <w:r>
+        <w:rPr>
+          <w:rFonts w:hint="eastAsia"/>
+          <w:szCs w:val="21"/>
+          <w:lang w:eastAsia="zh-CN"/>
+        </w:rPr>
+        <w:t>；</w:t>
+      </w:r>
+    </w:p>
+    <w:p>
+      <w:pPr>
+        <w:spacing w:line="400" w:lineRule="exact"/>
+        <w:rPr>
+          <w:szCs w:val="21"/>
+        </w:rPr>
+      </w:pPr>
+      <w:r>
+        <w:rPr>
+          <w:rFonts w:hint="eastAsia"/>
+          <w:szCs w:val="21"/>
+        </w:rPr>
+        <w:t>GROUP BY 子句：不可以直接使用聚集函数作为分组依据。（GROUP BY 后面只能跟列名或列名的表达式，不能直接写 COUNT(*) 等聚集函数）。</w:t>
+      </w:r>
     </w:p>
     <w:p>
       <w:pPr>
@@ -5034,27 +5379,20 @@
     <w:p>
       <w:pPr>
         <w:spacing w:line="400" w:lineRule="exact"/>
-        <w:rPr>
-          <w:szCs w:val="21"/>
-        </w:rPr>
-      </w:pPr>
-      <w:r>
-        <w:rPr>
-          <w:rFonts w:hint="eastAsia"/>
-          <w:szCs w:val="21"/>
-        </w:rPr>
-        <w:t>答：</w:t>
-      </w:r>
-    </w:p>
-    <w:p>
-      <w:pPr>
-        <w:spacing w:line="400" w:lineRule="exact"/>
-        <w:ind w:firstLine="420"/>
         <w:rPr>
           <w:bCs/>
           <w:color w:val="000000"/>
         </w:rPr>
       </w:pPr>
+      <w:r>
+        <w:rPr>
+          <w:rFonts w:hint="eastAsia"/>
+          <w:szCs w:val="21"/>
+        </w:rPr>
+        <w:t>答：WHERE 在分组（GROUP BY）之前执行，用于过滤原始数据行；HAVING 在分组之后执行，用于过滤分组后的结果。</w:t>
+      </w:r>
+      <w:bookmarkStart w:id="0" w:name="_GoBack"/>
+      <w:bookmarkEnd w:id="0"/>
     </w:p>
     <w:sectPr>
       <w:pgSz w:w="11906" w:h="16838"/>
@@ -5306,7 +5644,7 @@
     <w:lsdException w:unhideWhenUsed="0" w:uiPriority="0" w:semiHidden="0" w:name="HTML Sample"/>
     <w:lsdException w:unhideWhenUsed="0" w:uiPriority="0" w:semiHidden="0" w:name="HTML Typewriter"/>
     <w:lsdException w:unhideWhenUsed="0" w:uiPriority="0" w:semiHidden="0" w:name="HTML Variable"/>
-    <w:lsdException w:uiPriority="99" w:name="Normal Table"/>
+    <w:lsdException w:qFormat="1" w:uiPriority="99" w:name="Normal Table"/>
     <w:lsdException w:unhideWhenUsed="0" w:uiPriority="0" w:semiHidden="0" w:name="annotation subject"/>
     <w:lsdException w:uiPriority="0" w:name="Table Simple 1"/>
     <w:lsdException w:uiPriority="0" w:name="Table Simple 2"/>
@@ -5479,6 +5817,7 @@
     <w:name w:val="Normal Table"/>
     <w:semiHidden/>
     <w:unhideWhenUsed/>
+    <w:qFormat/>
     <w:uiPriority w:val="99"/>
     <w:tblPr>
       <w:tblCellMar>
